--- a/Diseño Web I_Práctica Uno_Laura Pérez Ulloa.docx
+++ b/Diseño Web I_Práctica Uno_Laura Pérez Ulloa.docx
@@ -50,7 +50,7 @@
         <w:rPr>
           <w:noProof/>
         </w:rPr>
-        <w:pict w14:anchorId="322107D8">
+        <w:pict w14:anchorId="249C1FEF">
           <v:rect id="_x0000_i1025" alt="" style="width:441.9pt;height:.05pt;mso-width-percent:0;mso-height-percent:0;mso-width-percent:0;mso-height-percent:0" o:hralign="center" o:hrstd="t" o:hr="t" fillcolor="#a0a0a0" stroked="f"/>
         </w:pict>
       </w:r>
@@ -2106,7 +2106,7 @@
           <w:lang w:val="es-CR"/>
         </w:rPr>
         <w:drawing>
-          <wp:inline distT="0" distB="0" distL="0" distR="0" wp14:anchorId="10C81380" wp14:editId="49ED2E6F">
+          <wp:inline distT="0" distB="0" distL="0" distR="0" wp14:anchorId="10C81380" wp14:editId="1D2BBDF4">
             <wp:extent cx="2950029" cy="3062339"/>
             <wp:effectExtent l="0" t="0" r="0" b="0"/>
             <wp:docPr id="980558717" name="Imagen 11"/>
@@ -2147,6 +2147,96 @@
           </wp:inline>
         </w:drawing>
       </w:r>
+    </w:p>
+    <w:p>
+      <w:pPr>
+        <w:rPr>
+          <w:lang w:val="es-CR"/>
+        </w:rPr>
+      </w:pPr>
+    </w:p>
+    <w:p>
+      <w:pPr>
+        <w:rPr>
+          <w:lang w:val="es-CR"/>
+        </w:rPr>
+      </w:pPr>
+    </w:p>
+    <w:p>
+      <w:pPr>
+        <w:rPr>
+          <w:lang w:val="es-CR"/>
+        </w:rPr>
+      </w:pPr>
+    </w:p>
+    <w:p>
+      <w:pPr>
+        <w:rPr>
+          <w:lang w:val="es-CR"/>
+        </w:rPr>
+      </w:pPr>
+      <w:r>
+        <w:rPr>
+          <w:lang w:val="es-CR"/>
+        </w:rPr>
+        <w:t xml:space="preserve">Link de repositorio de Git </w:t>
+      </w:r>
+      <w:r>
+        <w:rPr>
+          <w:lang w:val="es-CR"/>
+        </w:rPr>
+        <w:t>H</w:t>
+      </w:r>
+      <w:r>
+        <w:rPr>
+          <w:lang w:val="es-CR"/>
+        </w:rPr>
+        <w:t xml:space="preserve">ub: </w:t>
+      </w:r>
+    </w:p>
+    <w:p>
+      <w:pPr>
+        <w:rPr>
+          <w:lang w:val="es-CR"/>
+        </w:rPr>
+      </w:pPr>
+      <w:hyperlink r:id="rId21" w:history="1">
+        <w:r>
+          <w:rPr>
+            <w:rStyle w:val="Hipervnculo"/>
+            <w:lang w:val="es-CR"/>
+          </w:rPr>
+          <w:t>https://github.com/lperez102/practica</w:t>
+        </w:r>
+        <w:r>
+          <w:rPr>
+            <w:rStyle w:val="Hipervnculo"/>
+            <w:lang w:val="es-CR"/>
+          </w:rPr>
+          <w:t>_</w:t>
+        </w:r>
+        <w:r>
+          <w:rPr>
+            <w:rStyle w:val="Hipervnculo"/>
+            <w:lang w:val="es-CR"/>
+          </w:rPr>
+          <w:t>uno</w:t>
+        </w:r>
+      </w:hyperlink>
+    </w:p>
+    <w:p>
+      <w:pPr>
+        <w:rPr>
+          <w:lang w:val="es-CR"/>
+        </w:rPr>
+      </w:pPr>
+    </w:p>
+    <w:p>
+      <w:pPr>
+        <w:rPr>
+          <w:lang w:val="es-CR"/>
+        </w:rPr>
+      </w:pPr>
     </w:p>
     <w:sectPr>
       <w:type w:val="continuous"/>
@@ -3611,6 +3701,7 @@
   <w:style w:type="character" w:default="1" w:styleId="Fuentedeprrafopredeter">
     <w:name w:val="Default Paragraph Font"/>
     <w:uiPriority w:val="1"/>
+    <w:semiHidden/>
     <w:unhideWhenUsed/>
   </w:style>
   <w:style w:type="table" w:default="1" w:styleId="Tablanormal">
@@ -3964,6 +4055,41 @@
     <w:basedOn w:val="Fuentedeprrafopredeter"/>
     <w:rsid w:val="00941BA7"/>
   </w:style>
+  <w:style w:type="character" w:styleId="Hipervnculo">
+    <w:name w:val="Hyperlink"/>
+    <w:basedOn w:val="Fuentedeprrafopredeter"/>
+    <w:uiPriority w:val="99"/>
+    <w:unhideWhenUsed/>
+    <w:rsid w:val="00FF686A"/>
+    <w:rPr>
+      <w:color w:val="0000FF" w:themeColor="hyperlink"/>
+      <w:u w:val="single"/>
+    </w:rPr>
+  </w:style>
+  <w:style w:type="character" w:styleId="Mencinsinresolver">
+    <w:name w:val="Unresolved Mention"/>
+    <w:basedOn w:val="Fuentedeprrafopredeter"/>
+    <w:uiPriority w:val="99"/>
+    <w:semiHidden/>
+    <w:unhideWhenUsed/>
+    <w:rsid w:val="00FF686A"/>
+    <w:rPr>
+      <w:color w:val="605E5C"/>
+      <w:shd w:val="clear" w:color="auto" w:fill="E1DFDD"/>
+    </w:rPr>
+  </w:style>
+  <w:style w:type="character" w:styleId="Hipervnculovisitado">
+    <w:name w:val="FollowedHyperlink"/>
+    <w:basedOn w:val="Fuentedeprrafopredeter"/>
+    <w:uiPriority w:val="99"/>
+    <w:semiHidden/>
+    <w:unhideWhenUsed/>
+    <w:rsid w:val="00FF686A"/>
+    <w:rPr>
+      <w:color w:val="800080" w:themeColor="followedHyperlink"/>
+      <w:u w:val="single"/>
+    </w:rPr>
+  </w:style>
 </w:styles>
 </file>
 
